--- a/public/assets/docs/Charles-Fleming-Resume-2024.docx
+++ b/public/assets/docs/Charles-Fleming-Resume-2024.docx
@@ -1872,6 +1872,7 @@
         <w:rPr>
           <w:rFonts w:ascii="Corbel" w:hAnsi="Corbel"/>
         </w:rPr>
+        <w:lastRenderedPageBreak/>
         <w:t>Career Experience</w:t>
       </w:r>
     </w:p>
@@ -1915,7 +1916,19 @@
         <w:rPr>
           <w:rFonts w:ascii="Corbel" w:hAnsi="Corbel"/>
         </w:rPr>
-        <w:t>October 2023 – Present</w:t>
+        <w:t>October 202</w:t>
+      </w:r>
+      <w:r>
+        <w:rPr>
+          <w:rFonts w:ascii="Corbel" w:hAnsi="Corbel"/>
+        </w:rPr>
+        <w:t>4</w:t>
+      </w:r>
+      <w:r>
+        <w:rPr>
+          <w:rFonts w:ascii="Corbel" w:hAnsi="Corbel"/>
+        </w:rPr>
+        <w:t xml:space="preserve"> – Present</w:t>
       </w:r>
     </w:p>
     <w:p>
@@ -1939,7 +1952,7 @@
           <w:b w:val="0"/>
           <w:bCs w:val="0"/>
         </w:rPr>
-        <w:t xml:space="preserve">Scrum Master / </w:t>
+        <w:t>Program</w:t>
       </w:r>
       <w:r>
         <w:rPr>
@@ -1947,74 +1960,37 @@
           <w:b w:val="0"/>
           <w:bCs w:val="0"/>
         </w:rPr>
-        <w:t>Technical Project</w:t>
-      </w:r>
-      <w:r>
-        <w:rPr>
-          <w:rFonts w:ascii="Corbel" w:hAnsi="Corbel"/>
-          <w:b w:val="0"/>
-          <w:bCs w:val="0"/>
-        </w:rPr>
         <w:t xml:space="preserve"> Manager</w:t>
       </w:r>
-      <w:r>
-        <w:rPr>
-          <w:rFonts w:ascii="Corbel" w:hAnsi="Corbel"/>
-          <w:b w:val="0"/>
-          <w:bCs w:val="0"/>
-        </w:rPr>
-        <w:t xml:space="preserve"> (</w:t>
-      </w:r>
-      <w:r>
-        <w:rPr>
-          <w:rFonts w:ascii="Corbel" w:hAnsi="Corbel"/>
-          <w:b w:val="0"/>
-          <w:bCs w:val="0"/>
-        </w:rPr>
-        <w:t>Consultant</w:t>
-      </w:r>
-      <w:r>
-        <w:rPr>
-          <w:rFonts w:ascii="Corbel" w:hAnsi="Corbel"/>
-          <w:b w:val="0"/>
-          <w:bCs w:val="0"/>
-        </w:rPr>
-        <w:t>)</w:t>
-      </w:r>
-    </w:p>
-    <w:p>
-      <w:pPr>
-        <w:pStyle w:val="TechInfo"/>
-      </w:pPr>
-      <w:r>
-        <w:t xml:space="preserve">Implement horizontal and vertical scaling for Orchestration platforms including Dynatrace and Splunk. Coordinate moving applications to Hydra Observability to centralize monitoring capabilities. </w:t>
-      </w:r>
-      <w:r>
-        <w:t>Plan</w:t>
-      </w:r>
-      <w:r>
-        <w:t xml:space="preserve"> and create</w:t>
-      </w:r>
-      <w:r>
+    </w:p>
+    <w:p>
+      <w:pPr>
+        <w:pStyle w:val="JobDescription"/>
+        <w:spacing w:before="120" w:after="0"/>
+        <w:ind w:left="0"/>
+        <w:contextualSpacing w:val="0"/>
+        <w:jc w:val="both"/>
+        <w:rPr>
+          <w:rFonts w:ascii="Corbel" w:hAnsi="Corbel"/>
+        </w:rPr>
+      </w:pPr>
+      <w:r>
+        <w:rPr>
+          <w:rFonts w:ascii="Corbel" w:hAnsi="Corbel"/>
+        </w:rPr>
+        <w:t>Lead cross-functional infrastructure modernization initiatives supporting enterprise platforms including Hydra, Nemo, AMP, and other engineering environments. Drive capacity planning, infrastructure scaling, storage modernization, security initiatives, and technical debt reduction while partnering with engineering, infrastructure, and platform teams to deliver strategic programs on schedule.</w:t>
+      </w:r>
+      <w:r>
+        <w:rPr>
+          <w:rFonts w:ascii="Corbel" w:hAnsi="Corbel"/>
+        </w:rPr>
         <w:t xml:space="preserve"> </w:t>
       </w:r>
       <w:r>
-        <w:t>capabilities and features for</w:t>
-      </w:r>
-      <w:r>
-        <w:t xml:space="preserve"> program increments (PI) planning sessions</w:t>
-      </w:r>
-      <w:r>
-        <w:t xml:space="preserve">, define </w:t>
-      </w:r>
-      <w:r>
-        <w:t>spr</w:t>
-      </w:r>
-      <w:r>
-        <w:t>ints and identified dependencies</w:t>
-      </w:r>
-      <w:r>
-        <w:t xml:space="preserve">. </w:t>
+        <w:rPr>
+          <w:rFonts w:ascii="Corbel" w:hAnsi="Corbel"/>
+        </w:rPr>
+        <w:t>Forecast organic growth for SAN and Physical servers.</w:t>
       </w:r>
     </w:p>
     <w:p>
@@ -2035,19 +2011,7 @@
         <w:rPr>
           <w:rFonts w:ascii="Corbel" w:hAnsi="Corbel"/>
         </w:rPr>
-        <w:t>Coordinate and plan vertical and horizontal scalability for the observability applications including</w:t>
-      </w:r>
-      <w:r>
-        <w:rPr>
-          <w:rFonts w:ascii="Corbel" w:hAnsi="Corbel"/>
-        </w:rPr>
-        <w:t xml:space="preserve"> ELF,</w:t>
-      </w:r>
-      <w:r>
-        <w:rPr>
-          <w:rFonts w:ascii="Corbel" w:hAnsi="Corbel"/>
-        </w:rPr>
-        <w:t xml:space="preserve"> Splunk and Dynatrace.</w:t>
+        <w:t xml:space="preserve">Led horizontal and vertical scaling initiatives for enterprise compute and storage infrastructure supporting mission-critical engineering platforms. </w:t>
       </w:r>
     </w:p>
     <w:p>
@@ -2068,79 +2032,7 @@
         <w:rPr>
           <w:rFonts w:ascii="Corbel" w:hAnsi="Corbel"/>
         </w:rPr>
-        <w:t>Develop</w:t>
-      </w:r>
-      <w:r>
-        <w:rPr>
-          <w:rFonts w:ascii="Corbel" w:hAnsi="Corbel"/>
-        </w:rPr>
-        <w:t xml:space="preserve"> and maintain</w:t>
-      </w:r>
-      <w:r>
-        <w:rPr>
-          <w:rFonts w:ascii="Corbel" w:hAnsi="Corbel"/>
-        </w:rPr>
-        <w:t xml:space="preserve"> several Jira dashboards </w:t>
-      </w:r>
-      <w:r>
-        <w:rPr>
-          <w:rFonts w:ascii="Corbel" w:hAnsi="Corbel"/>
-        </w:rPr>
-        <w:t xml:space="preserve">that </w:t>
-      </w:r>
-      <w:r>
-        <w:rPr>
-          <w:rFonts w:ascii="Corbel" w:hAnsi="Corbel"/>
-        </w:rPr>
-        <w:t>compil</w:t>
-      </w:r>
-      <w:r>
-        <w:rPr>
-          <w:rFonts w:ascii="Corbel" w:hAnsi="Corbel"/>
-        </w:rPr>
-        <w:t>es</w:t>
-      </w:r>
-      <w:r>
-        <w:rPr>
-          <w:rFonts w:ascii="Corbel" w:hAnsi="Corbel"/>
-        </w:rPr>
-        <w:t xml:space="preserve"> various project-related metrics and data to provide an overview of </w:t>
-      </w:r>
-      <w:r>
-        <w:rPr>
-          <w:rFonts w:ascii="Corbel" w:hAnsi="Corbel"/>
-        </w:rPr>
-        <w:t>each</w:t>
-      </w:r>
-      <w:r>
-        <w:rPr>
-          <w:rFonts w:ascii="Corbel" w:hAnsi="Corbel"/>
-        </w:rPr>
-        <w:t xml:space="preserve"> projects</w:t>
-      </w:r>
-      <w:r>
-        <w:rPr>
-          <w:rFonts w:ascii="Corbel" w:hAnsi="Corbel"/>
-        </w:rPr>
-        <w:t>’</w:t>
-      </w:r>
-      <w:r>
-        <w:rPr>
-          <w:rFonts w:ascii="Corbel" w:hAnsi="Corbel"/>
-        </w:rPr>
-        <w:t xml:space="preserve"> </w:t>
-      </w:r>
-      <w:r>
-        <w:rPr>
-          <w:rFonts w:ascii="Corbel" w:hAnsi="Corbel"/>
-        </w:rPr>
-        <w:t>s</w:t>
-      </w:r>
-      <w:r>
-        <w:rPr>
-          <w:rFonts w:ascii="Corbel" w:hAnsi="Corbel"/>
-        </w:rPr>
-        <w:t>tatus.</w:t>
+        <w:t xml:space="preserve">Forecasted organic growth and capacity requirements for SAN storage and physical server infrastructure, enabling proactive infrastructure planning. </w:t>
       </w:r>
     </w:p>
     <w:p>
@@ -2161,19 +2053,7 @@
         <w:rPr>
           <w:rFonts w:ascii="Corbel" w:hAnsi="Corbel"/>
         </w:rPr>
-        <w:t>Track progress and c</w:t>
-      </w:r>
-      <w:r>
-        <w:rPr>
-          <w:rFonts w:ascii="Corbel" w:hAnsi="Corbel"/>
-        </w:rPr>
-        <w:t>oordinate work with Developers and engineers</w:t>
-      </w:r>
-      <w:r>
-        <w:rPr>
-          <w:rFonts w:ascii="Corbel" w:hAnsi="Corbel"/>
-        </w:rPr>
-        <w:t xml:space="preserve"> to ensure epics, stories, tasks are delivered on time with-in each sprint and PI session. </w:t>
+        <w:t xml:space="preserve">Directed the migration of approximately 75% of Hydra engineering clusters from Portworx local storage to Pure Storage, improving storage performance, resiliency, and operational efficiency. </w:t>
       </w:r>
     </w:p>
     <w:p>
@@ -2194,43 +2074,7 @@
         <w:rPr>
           <w:rFonts w:ascii="Corbel" w:hAnsi="Corbel"/>
         </w:rPr>
-        <w:t>Facilitates</w:t>
-      </w:r>
-      <w:r>
-        <w:rPr>
-          <w:rFonts w:ascii="Corbel" w:hAnsi="Corbel"/>
-        </w:rPr>
-        <w:t xml:space="preserve"> </w:t>
-      </w:r>
-      <w:r>
-        <w:rPr>
-          <w:rFonts w:ascii="Corbel" w:hAnsi="Corbel"/>
-        </w:rPr>
-        <w:t xml:space="preserve">Agile events, </w:t>
-      </w:r>
-      <w:r>
-        <w:rPr>
-          <w:rFonts w:ascii="Corbel" w:hAnsi="Corbel"/>
-        </w:rPr>
-        <w:t>D</w:t>
-      </w:r>
-      <w:r>
-        <w:rPr>
-          <w:rFonts w:ascii="Corbel" w:hAnsi="Corbel"/>
-        </w:rPr>
-        <w:t xml:space="preserve">aily </w:t>
-      </w:r>
-      <w:r>
-        <w:rPr>
-          <w:rFonts w:ascii="Corbel" w:hAnsi="Corbel"/>
-        </w:rPr>
-        <w:t>Scrum meetings</w:t>
-      </w:r>
-      <w:r>
-        <w:rPr>
-          <w:rFonts w:ascii="Corbel" w:hAnsi="Corbel"/>
-        </w:rPr>
-        <w:t>, removing obstacles, encouraging collaboration, and monitor progress of portfolio.</w:t>
+        <w:t xml:space="preserve">Delivered more than $2 million in infrastructure cost avoidance by leading the migration from Nutanix local storage to Pure Storage. </w:t>
       </w:r>
     </w:p>
     <w:p>
@@ -2251,214 +2095,19 @@
         <w:rPr>
           <w:rFonts w:ascii="Corbel" w:hAnsi="Corbel"/>
         </w:rPr>
-        <w:t>Create Jira dashboards, custom filters, epics, linked stories and tasks to document project roadmaps.</w:t>
-      </w:r>
-    </w:p>
-    <w:p>
-      <w:pPr>
-        <w:pStyle w:val="CompanyBlock"/>
-        <w:tabs>
-          <w:tab w:val="clear" w:pos="10800"/>
-          <w:tab w:val="right" w:pos="11340"/>
-        </w:tabs>
-        <w:spacing w:before="240"/>
-        <w:rPr>
-          <w:rFonts w:ascii="Corbel" w:hAnsi="Corbel"/>
-        </w:rPr>
-      </w:pPr>
-      <w:r>
-        <w:rPr>
-          <w:rFonts w:ascii="Corbel" w:hAnsi="Corbel"/>
-        </w:rPr>
-        <w:t xml:space="preserve">Discount Tire, </w:t>
-      </w:r>
-      <w:r>
-        <w:rPr>
-          <w:rFonts w:ascii="Corbel" w:hAnsi="Corbel"/>
-        </w:rPr>
-        <w:t>Scottsdale</w:t>
-      </w:r>
-      <w:r>
-        <w:rPr>
-          <w:rFonts w:ascii="Corbel" w:hAnsi="Corbel"/>
-        </w:rPr>
-        <w:t>, A</w:t>
-      </w:r>
-      <w:r>
-        <w:rPr>
-          <w:rFonts w:ascii="Corbel" w:hAnsi="Corbel"/>
-        </w:rPr>
-        <w:t>Z</w:t>
-      </w:r>
-      <w:r>
-        <w:rPr>
-          <w:rFonts w:ascii="Corbel" w:hAnsi="Corbel"/>
-        </w:rPr>
-        <w:tab/>
-      </w:r>
-      <w:r>
-        <w:rPr>
-          <w:rFonts w:ascii="Corbel" w:hAnsi="Corbel"/>
-        </w:rPr>
-        <w:t xml:space="preserve">January 2023 </w:t>
-      </w:r>
-      <w:r>
-        <w:rPr>
-          <w:rFonts w:ascii="Corbel" w:hAnsi="Corbel"/>
-        </w:rPr>
-        <w:t>–</w:t>
-      </w:r>
-      <w:r>
-        <w:rPr>
-          <w:rFonts w:ascii="Corbel" w:hAnsi="Corbel"/>
-        </w:rPr>
-        <w:t xml:space="preserve"> </w:t>
-      </w:r>
-      <w:r>
-        <w:rPr>
-          <w:rFonts w:ascii="Corbel" w:hAnsi="Corbel"/>
-        </w:rPr>
-        <w:t>October 2023</w:t>
-      </w:r>
-    </w:p>
-    <w:p>
-      <w:pPr>
-        <w:pStyle w:val="JobTitleBlock"/>
-        <w:tabs>
-          <w:tab w:val="clear" w:pos="10800"/>
-          <w:tab w:val="right" w:pos="11340"/>
-        </w:tabs>
-        <w:spacing w:after="0"/>
-        <w:ind w:left="0"/>
-        <w:rPr>
-          <w:rFonts w:ascii="Corbel" w:hAnsi="Corbel"/>
-          <w:b w:val="0"/>
-          <w:bCs w:val="0"/>
-        </w:rPr>
-      </w:pPr>
-      <w:r>
-        <w:rPr>
-          <w:rFonts w:ascii="Corbel" w:hAnsi="Corbel"/>
-          <w:b w:val="0"/>
-          <w:bCs w:val="0"/>
-        </w:rPr>
-        <w:t>Technical Project</w:t>
-      </w:r>
-      <w:r>
-        <w:rPr>
-          <w:rFonts w:ascii="Corbel" w:hAnsi="Corbel"/>
-          <w:b w:val="0"/>
-          <w:bCs w:val="0"/>
-        </w:rPr>
-        <w:t xml:space="preserve"> Manager</w:t>
-      </w:r>
-      <w:r>
-        <w:rPr>
-          <w:rFonts w:ascii="Corbel" w:hAnsi="Corbel"/>
-          <w:b w:val="0"/>
-          <w:bCs w:val="0"/>
-        </w:rPr>
-        <w:t xml:space="preserve"> (</w:t>
-      </w:r>
-      <w:r>
-        <w:rPr>
-          <w:rFonts w:ascii="Corbel" w:hAnsi="Corbel"/>
-          <w:b w:val="0"/>
-          <w:bCs w:val="0"/>
-        </w:rPr>
-        <w:t>Consultant</w:t>
-      </w:r>
-      <w:r>
-        <w:rPr>
-          <w:rFonts w:ascii="Corbel" w:hAnsi="Corbel"/>
-          <w:b w:val="0"/>
-          <w:bCs w:val="0"/>
-        </w:rPr>
-        <w:t>)</w:t>
-      </w:r>
-    </w:p>
-    <w:p>
-      <w:pPr>
-        <w:pStyle w:val="JobDescription"/>
-        <w:spacing w:before="120" w:after="0"/>
-        <w:ind w:left="0"/>
-        <w:contextualSpacing w:val="0"/>
-        <w:jc w:val="both"/>
-        <w:rPr>
-          <w:rFonts w:ascii="Corbel" w:hAnsi="Corbel"/>
-        </w:rPr>
-      </w:pPr>
-      <w:r>
-        <w:rPr>
-          <w:rFonts w:ascii="Corbel" w:hAnsi="Corbel"/>
-        </w:rPr>
-        <w:t xml:space="preserve">Implemented </w:t>
-      </w:r>
-      <w:r>
-        <w:rPr>
-          <w:rFonts w:ascii="Corbel" w:hAnsi="Corbel"/>
-        </w:rPr>
-        <w:t xml:space="preserve">cyber security </w:t>
-      </w:r>
-      <w:r>
-        <w:rPr>
-          <w:rFonts w:ascii="Corbel" w:hAnsi="Corbel"/>
-        </w:rPr>
-        <w:t xml:space="preserve">Certificate Lifecycle Management </w:t>
-      </w:r>
-      <w:r>
-        <w:rPr>
-          <w:rFonts w:ascii="Corbel" w:hAnsi="Corbel"/>
-        </w:rPr>
-        <w:t xml:space="preserve">project </w:t>
-      </w:r>
-      <w:r>
-        <w:rPr>
-          <w:rFonts w:ascii="Corbel" w:hAnsi="Corbel"/>
-        </w:rPr>
-        <w:t xml:space="preserve">to manage </w:t>
-      </w:r>
-      <w:r>
-        <w:rPr>
-          <w:rFonts w:ascii="Corbel" w:hAnsi="Corbel"/>
-        </w:rPr>
-        <w:t xml:space="preserve">and automate </w:t>
-      </w:r>
-      <w:r>
-        <w:rPr>
-          <w:rFonts w:ascii="Corbel" w:hAnsi="Corbel"/>
-        </w:rPr>
-        <w:t xml:space="preserve">expiring certificates using KeyFactor for internal and external certificates in AWS cloud, Azure cloud and On-Prem </w:t>
-      </w:r>
-      <w:r>
-        <w:rPr>
-          <w:rFonts w:ascii="Corbel" w:hAnsi="Corbel"/>
-        </w:rPr>
-        <w:t>data centers</w:t>
-      </w:r>
-      <w:r>
-        <w:rPr>
-          <w:rFonts w:ascii="Corbel" w:hAnsi="Corbel"/>
-        </w:rPr>
-        <w:t>. Led team of 10 members, coaching, training and implementing solution. Managed budget of 1.2 million dollars. Coordinated with vendors to achieve desirable results. Delivered project on time, in scope and under budget. Reviews and contribut</w:t>
-      </w:r>
-      <w:r>
-        <w:rPr>
-          <w:rFonts w:ascii="Corbel" w:hAnsi="Corbel"/>
-        </w:rPr>
-        <w:t>ed</w:t>
-      </w:r>
-      <w:r>
-        <w:rPr>
-          <w:rFonts w:ascii="Corbel" w:hAnsi="Corbel"/>
-        </w:rPr>
-        <w:t xml:space="preserve"> to development of the project charter and statement of work for Certificate Lifecycle as a Service</w:t>
-      </w:r>
-      <w:r>
-        <w:rPr>
-          <w:rFonts w:ascii="Corbel" w:hAnsi="Corbel"/>
-        </w:rPr>
-        <w:t>.</w:t>
+        <w:t xml:space="preserve">Coordinated enterprise deployment of Illumio </w:t>
+      </w:r>
+      <w:r>
+        <w:rPr>
+          <w:rFonts w:ascii="Corbel" w:hAnsi="Corbel"/>
+        </w:rPr>
+        <w:t>micro segmentation</w:t>
+      </w:r>
+      <w:r>
+        <w:rPr>
+          <w:rFonts w:ascii="Corbel" w:hAnsi="Corbel"/>
+        </w:rPr>
+        <w:t xml:space="preserve"> across server environments, partnering with infrastructure, networking, and security engineering teams. </w:t>
       </w:r>
     </w:p>
     <w:p>
@@ -2479,49 +2128,7 @@
         <w:rPr>
           <w:rFonts w:ascii="Corbel" w:hAnsi="Corbel"/>
         </w:rPr>
-        <w:t>Direct</w:t>
-      </w:r>
-      <w:r>
-        <w:rPr>
-          <w:rFonts w:ascii="Corbel" w:hAnsi="Corbel"/>
-        </w:rPr>
-        <w:t>ed</w:t>
-      </w:r>
-      <w:r>
-        <w:rPr>
-          <w:rFonts w:ascii="Corbel" w:hAnsi="Corbel"/>
-        </w:rPr>
-        <w:t xml:space="preserve"> large-scale,</w:t>
-      </w:r>
-      <w:r>
-        <w:rPr>
-          <w:rFonts w:ascii="Corbel" w:hAnsi="Corbel"/>
-        </w:rPr>
-        <w:t xml:space="preserve"> multimillion-dollar</w:t>
-      </w:r>
-      <w:r>
-        <w:rPr>
-          <w:rFonts w:ascii="Corbel" w:hAnsi="Corbel"/>
-        </w:rPr>
-        <w:t xml:space="preserve"> projects involving </w:t>
-      </w:r>
-      <w:r>
-        <w:rPr>
-          <w:rFonts w:ascii="Corbel" w:hAnsi="Corbel"/>
-        </w:rPr>
-        <w:t xml:space="preserve">technology teams and </w:t>
-      </w:r>
-      <w:r>
-        <w:rPr>
-          <w:rFonts w:ascii="Corbel" w:hAnsi="Corbel"/>
-        </w:rPr>
-        <w:t>vendor resources</w:t>
-      </w:r>
-      <w:r>
-        <w:rPr>
-          <w:rFonts w:ascii="Corbel" w:hAnsi="Corbel"/>
-        </w:rPr>
-        <w:t>.</w:t>
+        <w:t xml:space="preserve">Managed cross-functional delivery by coordinating developers, platform engineers, infrastructure teams, and stakeholders to ensure epics, features, and technical initiatives were delivered on schedule. </w:t>
       </w:r>
     </w:p>
     <w:p>
@@ -2542,31 +2149,120 @@
         <w:rPr>
           <w:rFonts w:ascii="Corbel" w:hAnsi="Corbel"/>
         </w:rPr>
-        <w:t>Q</w:t>
-      </w:r>
-      <w:r>
-        <w:rPr>
-          <w:rFonts w:ascii="Corbel" w:hAnsi="Corbel"/>
-        </w:rPr>
-        <w:t>uickly buil</w:t>
-      </w:r>
-      <w:r>
-        <w:rPr>
-          <w:rFonts w:ascii="Corbel" w:hAnsi="Corbel"/>
-        </w:rPr>
-        <w:t>t</w:t>
-      </w:r>
-      <w:r>
-        <w:rPr>
-          <w:rFonts w:ascii="Corbel" w:hAnsi="Corbel"/>
-        </w:rPr>
-        <w:t xml:space="preserve"> collaborative relationships with project stakeholders and project team members</w:t>
-      </w:r>
-      <w:r>
-        <w:rPr>
-          <w:rFonts w:ascii="Corbel" w:hAnsi="Corbel"/>
-        </w:rPr>
-        <w:t>.</w:t>
+        <w:t>Developed custom TypeScript for Excel automation to identify active infrastructure from network ping results, reducing manual analysis and improving infrastructure inventory accuracy.</w:t>
+      </w:r>
+    </w:p>
+    <w:p>
+      <w:pPr>
+        <w:pStyle w:val="CompanyBlock"/>
+        <w:tabs>
+          <w:tab w:val="clear" w:pos="10800"/>
+          <w:tab w:val="right" w:pos="11340"/>
+        </w:tabs>
+        <w:spacing w:before="240"/>
+        <w:rPr>
+          <w:rFonts w:ascii="Corbel" w:hAnsi="Corbel"/>
+        </w:rPr>
+      </w:pPr>
+      <w:r>
+        <w:rPr>
+          <w:rFonts w:ascii="Corbel" w:hAnsi="Corbel"/>
+        </w:rPr>
+        <w:t>American Express</w:t>
+      </w:r>
+      <w:r>
+        <w:rPr>
+          <w:rFonts w:ascii="Corbel" w:hAnsi="Corbel"/>
+        </w:rPr>
+        <w:t xml:space="preserve">, </w:t>
+      </w:r>
+      <w:r>
+        <w:rPr>
+          <w:rFonts w:ascii="Corbel" w:hAnsi="Corbel"/>
+        </w:rPr>
+        <w:t>Phoenix, AZ</w:t>
+      </w:r>
+      <w:r>
+        <w:rPr>
+          <w:rFonts w:ascii="Corbel" w:hAnsi="Corbel"/>
+        </w:rPr>
+        <w:tab/>
+      </w:r>
+      <w:r>
+        <w:rPr>
+          <w:rFonts w:ascii="Corbel" w:hAnsi="Corbel"/>
+        </w:rPr>
+        <w:t xml:space="preserve">October 2023 – </w:t>
+      </w:r>
+      <w:r>
+        <w:rPr>
+          <w:rFonts w:ascii="Corbel" w:hAnsi="Corbel"/>
+        </w:rPr>
+        <w:t>October 2024</w:t>
+      </w:r>
+    </w:p>
+    <w:p>
+      <w:pPr>
+        <w:pStyle w:val="JobTitleBlock"/>
+        <w:tabs>
+          <w:tab w:val="clear" w:pos="10800"/>
+          <w:tab w:val="right" w:pos="11340"/>
+        </w:tabs>
+        <w:spacing w:after="0"/>
+        <w:ind w:left="0"/>
+        <w:rPr>
+          <w:rFonts w:ascii="Corbel" w:hAnsi="Corbel"/>
+          <w:b w:val="0"/>
+          <w:bCs w:val="0"/>
+        </w:rPr>
+      </w:pPr>
+      <w:r>
+        <w:rPr>
+          <w:rFonts w:ascii="Corbel" w:hAnsi="Corbel"/>
+          <w:b w:val="0"/>
+          <w:bCs w:val="0"/>
+        </w:rPr>
+        <w:t>Scrum Master / Technical Project</w:t>
+      </w:r>
+      <w:r>
+        <w:rPr>
+          <w:rFonts w:ascii="Corbel" w:hAnsi="Corbel"/>
+          <w:b w:val="0"/>
+          <w:bCs w:val="0"/>
+        </w:rPr>
+        <w:t xml:space="preserve"> Manager</w:t>
+      </w:r>
+      <w:r>
+        <w:rPr>
+          <w:rFonts w:ascii="Corbel" w:hAnsi="Corbel"/>
+          <w:b w:val="0"/>
+          <w:bCs w:val="0"/>
+        </w:rPr>
+        <w:t xml:space="preserve"> (</w:t>
+      </w:r>
+      <w:r>
+        <w:rPr>
+          <w:rFonts w:ascii="Corbel" w:hAnsi="Corbel"/>
+          <w:b w:val="0"/>
+          <w:bCs w:val="0"/>
+        </w:rPr>
+        <w:t>Consultant</w:t>
+      </w:r>
+      <w:r>
+        <w:rPr>
+          <w:rFonts w:ascii="Corbel" w:hAnsi="Corbel"/>
+          <w:b w:val="0"/>
+          <w:bCs w:val="0"/>
+        </w:rPr>
+        <w:t>)</w:t>
+      </w:r>
+    </w:p>
+    <w:p>
+      <w:pPr>
+        <w:pStyle w:val="TechInfo"/>
+      </w:pPr>
+      <w:r>
+        <w:t xml:space="preserve">Implement horizontal and vertical scaling for Orchestration platforms including Dynatrace and Splunk. Coordinate moving applications to Hydra Observability to centralize monitoring capabilities. Plan and create capabilities and features for program increments (PI) planning sessions, define sprints and identified dependencies. </w:t>
       </w:r>
     </w:p>
     <w:p>
@@ -2587,31 +2283,19 @@
         <w:rPr>
           <w:rFonts w:ascii="Corbel" w:hAnsi="Corbel"/>
         </w:rPr>
-        <w:t>Rigorously manage</w:t>
-      </w:r>
-      <w:r>
-        <w:rPr>
-          <w:rFonts w:ascii="Corbel" w:hAnsi="Corbel"/>
-        </w:rPr>
-        <w:t>d</w:t>
-      </w:r>
-      <w:r>
-        <w:rPr>
-          <w:rFonts w:ascii="Corbel" w:hAnsi="Corbel"/>
-        </w:rPr>
-        <w:t xml:space="preserve"> scope to ensure commitments are achieved and time, cost and quality parameters </w:t>
-      </w:r>
-      <w:r>
-        <w:rPr>
-          <w:rFonts w:ascii="Corbel" w:hAnsi="Corbel"/>
-        </w:rPr>
-        <w:t>were</w:t>
-      </w:r>
-      <w:r>
-        <w:rPr>
-          <w:rFonts w:ascii="Corbel" w:hAnsi="Corbel"/>
-        </w:rPr>
-        <w:t xml:space="preserve"> met. </w:t>
+        <w:t>Coordinate and plan vertical and horizontal scalability for the observability applications including</w:t>
+      </w:r>
+      <w:r>
+        <w:rPr>
+          <w:rFonts w:ascii="Corbel" w:hAnsi="Corbel"/>
+        </w:rPr>
+        <w:t xml:space="preserve"> ELF,</w:t>
+      </w:r>
+      <w:r>
+        <w:rPr>
+          <w:rFonts w:ascii="Corbel" w:hAnsi="Corbel"/>
+        </w:rPr>
+        <w:t xml:space="preserve"> Splunk and Dynatrace.</w:t>
       </w:r>
     </w:p>
     <w:p>
@@ -2632,19 +2316,7 @@
         <w:rPr>
           <w:rFonts w:ascii="Corbel" w:hAnsi="Corbel"/>
         </w:rPr>
-        <w:t>Perform</w:t>
-      </w:r>
-      <w:r>
-        <w:rPr>
-          <w:rFonts w:ascii="Corbel" w:hAnsi="Corbel"/>
-        </w:rPr>
-        <w:t>ed</w:t>
-      </w:r>
-      <w:r>
-        <w:rPr>
-          <w:rFonts w:ascii="Corbel" w:hAnsi="Corbel"/>
-        </w:rPr>
-        <w:t xml:space="preserve"> resource capacity analysis and resource plan management in partnership with department leadership.</w:t>
+        <w:t>Develop and maintain several Jira dashboards that compiles various project-related metrics and data to provide an overview of each projects’ status.</w:t>
       </w:r>
     </w:p>
     <w:p>
@@ -2665,31 +2337,7 @@
         <w:rPr>
           <w:rFonts w:ascii="Corbel" w:hAnsi="Corbel"/>
         </w:rPr>
-        <w:t>Validate</w:t>
-      </w:r>
-      <w:r>
-        <w:rPr>
-          <w:rFonts w:ascii="Corbel" w:hAnsi="Corbel"/>
-        </w:rPr>
-        <w:t>d</w:t>
-      </w:r>
-      <w:r>
-        <w:rPr>
-          <w:rFonts w:ascii="Corbel" w:hAnsi="Corbel"/>
-        </w:rPr>
-        <w:t xml:space="preserve"> financial forecasts and provide</w:t>
-      </w:r>
-      <w:r>
-        <w:rPr>
-          <w:rFonts w:ascii="Corbel" w:hAnsi="Corbel"/>
-        </w:rPr>
-        <w:t>d</w:t>
-      </w:r>
-      <w:r>
-        <w:rPr>
-          <w:rFonts w:ascii="Corbel" w:hAnsi="Corbel"/>
-        </w:rPr>
-        <w:t xml:space="preserve"> on-going reconciliation of resources and other related project expenditures.</w:t>
+        <w:t xml:space="preserve">Track progress and coordinate work with Developers and engineers to ensure epics, stories, tasks are delivered on time with-in each sprint and PI session. </w:t>
       </w:r>
     </w:p>
     <w:p>
@@ -2710,31 +2358,19 @@
         <w:rPr>
           <w:rFonts w:ascii="Corbel" w:hAnsi="Corbel"/>
         </w:rPr>
-        <w:t>Represent</w:t>
-      </w:r>
-      <w:r>
-        <w:rPr>
-          <w:rFonts w:ascii="Corbel" w:hAnsi="Corbel"/>
-        </w:rPr>
-        <w:t>ed</w:t>
-      </w:r>
-      <w:r>
-        <w:rPr>
-          <w:rFonts w:ascii="Corbel" w:hAnsi="Corbel"/>
-        </w:rPr>
-        <w:t xml:space="preserve"> </w:t>
-      </w:r>
-      <w:r>
-        <w:rPr>
-          <w:rFonts w:ascii="Corbel" w:hAnsi="Corbel"/>
-        </w:rPr>
-        <w:t xml:space="preserve">the </w:t>
-      </w:r>
-      <w:r>
-        <w:rPr>
-          <w:rFonts w:ascii="Corbel" w:hAnsi="Corbel"/>
-        </w:rPr>
-        <w:t>project in various project governance and inter-department forums.</w:t>
+        <w:t xml:space="preserve">Facilitates </w:t>
+      </w:r>
+      <w:r>
+        <w:rPr>
+          <w:rFonts w:ascii="Corbel" w:hAnsi="Corbel"/>
+        </w:rPr>
+        <w:t xml:space="preserve">Agile events, </w:t>
+      </w:r>
+      <w:r>
+        <w:rPr>
+          <w:rFonts w:ascii="Corbel" w:hAnsi="Corbel"/>
+        </w:rPr>
+        <w:t>Daily Scrum meetings, removing obstacles, encouraging collaboration, and monitor progress of portfolio.</w:t>
       </w:r>
     </w:p>
     <w:p>
@@ -2755,6 +2391,511 @@
         <w:rPr>
           <w:rFonts w:ascii="Corbel" w:hAnsi="Corbel"/>
         </w:rPr>
+        <w:t>Create Jira dashboards, custom filters, epics, linked stories and tasks to document project roadmaps.</w:t>
+      </w:r>
+    </w:p>
+    <w:p>
+      <w:pPr>
+        <w:pStyle w:val="CompanyBlock"/>
+        <w:tabs>
+          <w:tab w:val="clear" w:pos="10800"/>
+          <w:tab w:val="right" w:pos="11340"/>
+        </w:tabs>
+        <w:spacing w:before="240"/>
+        <w:rPr>
+          <w:rFonts w:ascii="Corbel" w:hAnsi="Corbel"/>
+        </w:rPr>
+      </w:pPr>
+      <w:r>
+        <w:rPr>
+          <w:rFonts w:ascii="Corbel" w:hAnsi="Corbel"/>
+        </w:rPr>
+        <w:t xml:space="preserve">Discount Tire, </w:t>
+      </w:r>
+      <w:r>
+        <w:rPr>
+          <w:rFonts w:ascii="Corbel" w:hAnsi="Corbel"/>
+        </w:rPr>
+        <w:t>Scottsdale</w:t>
+      </w:r>
+      <w:r>
+        <w:rPr>
+          <w:rFonts w:ascii="Corbel" w:hAnsi="Corbel"/>
+        </w:rPr>
+        <w:t>, A</w:t>
+      </w:r>
+      <w:r>
+        <w:rPr>
+          <w:rFonts w:ascii="Corbel" w:hAnsi="Corbel"/>
+        </w:rPr>
+        <w:t>Z</w:t>
+      </w:r>
+      <w:r>
+        <w:rPr>
+          <w:rFonts w:ascii="Corbel" w:hAnsi="Corbel"/>
+        </w:rPr>
+        <w:tab/>
+      </w:r>
+      <w:r>
+        <w:rPr>
+          <w:rFonts w:ascii="Corbel" w:hAnsi="Corbel"/>
+        </w:rPr>
+        <w:t xml:space="preserve">January 2023 </w:t>
+      </w:r>
+      <w:r>
+        <w:rPr>
+          <w:rFonts w:ascii="Corbel" w:hAnsi="Corbel"/>
+        </w:rPr>
+        <w:t>–</w:t>
+      </w:r>
+      <w:r>
+        <w:rPr>
+          <w:rFonts w:ascii="Corbel" w:hAnsi="Corbel"/>
+        </w:rPr>
+        <w:t xml:space="preserve"> </w:t>
+      </w:r>
+      <w:r>
+        <w:rPr>
+          <w:rFonts w:ascii="Corbel" w:hAnsi="Corbel"/>
+        </w:rPr>
+        <w:t>October 2023</w:t>
+      </w:r>
+    </w:p>
+    <w:p>
+      <w:pPr>
+        <w:pStyle w:val="JobTitleBlock"/>
+        <w:tabs>
+          <w:tab w:val="clear" w:pos="10800"/>
+          <w:tab w:val="right" w:pos="11340"/>
+        </w:tabs>
+        <w:spacing w:after="0"/>
+        <w:ind w:left="0"/>
+        <w:rPr>
+          <w:rFonts w:ascii="Corbel" w:hAnsi="Corbel"/>
+          <w:b w:val="0"/>
+          <w:bCs w:val="0"/>
+        </w:rPr>
+      </w:pPr>
+      <w:r>
+        <w:rPr>
+          <w:rFonts w:ascii="Corbel" w:hAnsi="Corbel"/>
+          <w:b w:val="0"/>
+          <w:bCs w:val="0"/>
+        </w:rPr>
+        <w:t>Technical Project</w:t>
+      </w:r>
+      <w:r>
+        <w:rPr>
+          <w:rFonts w:ascii="Corbel" w:hAnsi="Corbel"/>
+          <w:b w:val="0"/>
+          <w:bCs w:val="0"/>
+        </w:rPr>
+        <w:t xml:space="preserve"> Manager</w:t>
+      </w:r>
+      <w:r>
+        <w:rPr>
+          <w:rFonts w:ascii="Corbel" w:hAnsi="Corbel"/>
+          <w:b w:val="0"/>
+          <w:bCs w:val="0"/>
+        </w:rPr>
+        <w:t xml:space="preserve"> (</w:t>
+      </w:r>
+      <w:r>
+        <w:rPr>
+          <w:rFonts w:ascii="Corbel" w:hAnsi="Corbel"/>
+          <w:b w:val="0"/>
+          <w:bCs w:val="0"/>
+        </w:rPr>
+        <w:t>Consultant</w:t>
+      </w:r>
+      <w:r>
+        <w:rPr>
+          <w:rFonts w:ascii="Corbel" w:hAnsi="Corbel"/>
+          <w:b w:val="0"/>
+          <w:bCs w:val="0"/>
+        </w:rPr>
+        <w:t>)</w:t>
+      </w:r>
+    </w:p>
+    <w:p>
+      <w:pPr>
+        <w:pStyle w:val="JobDescription"/>
+        <w:spacing w:before="120" w:after="0"/>
+        <w:ind w:left="0"/>
+        <w:contextualSpacing w:val="0"/>
+        <w:jc w:val="both"/>
+        <w:rPr>
+          <w:rFonts w:ascii="Corbel" w:hAnsi="Corbel"/>
+        </w:rPr>
+      </w:pPr>
+      <w:r>
+        <w:rPr>
+          <w:rFonts w:ascii="Corbel" w:hAnsi="Corbel"/>
+        </w:rPr>
+        <w:t xml:space="preserve">Implemented </w:t>
+      </w:r>
+      <w:r>
+        <w:rPr>
+          <w:rFonts w:ascii="Corbel" w:hAnsi="Corbel"/>
+        </w:rPr>
+        <w:t xml:space="preserve">cyber security </w:t>
+      </w:r>
+      <w:r>
+        <w:rPr>
+          <w:rFonts w:ascii="Corbel" w:hAnsi="Corbel"/>
+        </w:rPr>
+        <w:t xml:space="preserve">Certificate Lifecycle Management </w:t>
+      </w:r>
+      <w:r>
+        <w:rPr>
+          <w:rFonts w:ascii="Corbel" w:hAnsi="Corbel"/>
+        </w:rPr>
+        <w:t xml:space="preserve">project </w:t>
+      </w:r>
+      <w:r>
+        <w:rPr>
+          <w:rFonts w:ascii="Corbel" w:hAnsi="Corbel"/>
+        </w:rPr>
+        <w:t xml:space="preserve">to manage </w:t>
+      </w:r>
+      <w:r>
+        <w:rPr>
+          <w:rFonts w:ascii="Corbel" w:hAnsi="Corbel"/>
+        </w:rPr>
+        <w:t xml:space="preserve">and automate </w:t>
+      </w:r>
+      <w:r>
+        <w:rPr>
+          <w:rFonts w:ascii="Corbel" w:hAnsi="Corbel"/>
+        </w:rPr>
+        <w:t xml:space="preserve">expiring certificates using KeyFactor for internal and external certificates in AWS cloud, Azure cloud and On-Prem </w:t>
+      </w:r>
+      <w:r>
+        <w:rPr>
+          <w:rFonts w:ascii="Corbel" w:hAnsi="Corbel"/>
+        </w:rPr>
+        <w:t>data centers</w:t>
+      </w:r>
+      <w:r>
+        <w:rPr>
+          <w:rFonts w:ascii="Corbel" w:hAnsi="Corbel"/>
+        </w:rPr>
+        <w:t>. Led team of 10 members, coaching, training and implementing solution. Managed budget of 1.2 million dollars. Coordinated with vendors to achieve desirable results. Delivered project on time, in scope and under budget. Reviews and contribut</w:t>
+      </w:r>
+      <w:r>
+        <w:rPr>
+          <w:rFonts w:ascii="Corbel" w:hAnsi="Corbel"/>
+        </w:rPr>
+        <w:t>ed</w:t>
+      </w:r>
+      <w:r>
+        <w:rPr>
+          <w:rFonts w:ascii="Corbel" w:hAnsi="Corbel"/>
+        </w:rPr>
+        <w:t xml:space="preserve"> to development of the project charter and statement of work for Certificate Lifecycle as a Service</w:t>
+      </w:r>
+      <w:r>
+        <w:rPr>
+          <w:rFonts w:ascii="Corbel" w:hAnsi="Corbel"/>
+        </w:rPr>
+        <w:t>.</w:t>
+      </w:r>
+    </w:p>
+    <w:p>
+      <w:pPr>
+        <w:pStyle w:val="JobDescription"/>
+        <w:numPr>
+          <w:ilvl w:val="0"/>
+          <w:numId w:val="4"/>
+        </w:numPr>
+        <w:spacing w:before="120" w:after="0"/>
+        <w:contextualSpacing w:val="0"/>
+        <w:jc w:val="both"/>
+        <w:rPr>
+          <w:rFonts w:ascii="Corbel" w:hAnsi="Corbel"/>
+        </w:rPr>
+      </w:pPr>
+      <w:r>
+        <w:rPr>
+          <w:rFonts w:ascii="Corbel" w:hAnsi="Corbel"/>
+        </w:rPr>
+        <w:t>Direct</w:t>
+      </w:r>
+      <w:r>
+        <w:rPr>
+          <w:rFonts w:ascii="Corbel" w:hAnsi="Corbel"/>
+        </w:rPr>
+        <w:t>ed</w:t>
+      </w:r>
+      <w:r>
+        <w:rPr>
+          <w:rFonts w:ascii="Corbel" w:hAnsi="Corbel"/>
+        </w:rPr>
+        <w:t xml:space="preserve"> large-scale,</w:t>
+      </w:r>
+      <w:r>
+        <w:rPr>
+          <w:rFonts w:ascii="Corbel" w:hAnsi="Corbel"/>
+        </w:rPr>
+        <w:t xml:space="preserve"> multimillion-dollar</w:t>
+      </w:r>
+      <w:r>
+        <w:rPr>
+          <w:rFonts w:ascii="Corbel" w:hAnsi="Corbel"/>
+        </w:rPr>
+        <w:t xml:space="preserve"> projects involving </w:t>
+      </w:r>
+      <w:r>
+        <w:rPr>
+          <w:rFonts w:ascii="Corbel" w:hAnsi="Corbel"/>
+        </w:rPr>
+        <w:t xml:space="preserve">technology teams and </w:t>
+      </w:r>
+      <w:r>
+        <w:rPr>
+          <w:rFonts w:ascii="Corbel" w:hAnsi="Corbel"/>
+        </w:rPr>
+        <w:t>vendor resources</w:t>
+      </w:r>
+      <w:r>
+        <w:rPr>
+          <w:rFonts w:ascii="Corbel" w:hAnsi="Corbel"/>
+        </w:rPr>
+        <w:t>.</w:t>
+      </w:r>
+    </w:p>
+    <w:p>
+      <w:pPr>
+        <w:pStyle w:val="JobDescription"/>
+        <w:numPr>
+          <w:ilvl w:val="0"/>
+          <w:numId w:val="4"/>
+        </w:numPr>
+        <w:spacing w:before="120" w:after="0"/>
+        <w:contextualSpacing w:val="0"/>
+        <w:jc w:val="both"/>
+        <w:rPr>
+          <w:rFonts w:ascii="Corbel" w:hAnsi="Corbel"/>
+        </w:rPr>
+      </w:pPr>
+      <w:r>
+        <w:rPr>
+          <w:rFonts w:ascii="Corbel" w:hAnsi="Corbel"/>
+        </w:rPr>
+        <w:t>Q</w:t>
+      </w:r>
+      <w:r>
+        <w:rPr>
+          <w:rFonts w:ascii="Corbel" w:hAnsi="Corbel"/>
+        </w:rPr>
+        <w:t>uickly buil</w:t>
+      </w:r>
+      <w:r>
+        <w:rPr>
+          <w:rFonts w:ascii="Corbel" w:hAnsi="Corbel"/>
+        </w:rPr>
+        <w:t>t</w:t>
+      </w:r>
+      <w:r>
+        <w:rPr>
+          <w:rFonts w:ascii="Corbel" w:hAnsi="Corbel"/>
+        </w:rPr>
+        <w:t xml:space="preserve"> collaborative relationships with project stakeholders and project team members</w:t>
+      </w:r>
+      <w:r>
+        <w:rPr>
+          <w:rFonts w:ascii="Corbel" w:hAnsi="Corbel"/>
+        </w:rPr>
+        <w:t>.</w:t>
+      </w:r>
+    </w:p>
+    <w:p>
+      <w:pPr>
+        <w:pStyle w:val="JobDescription"/>
+        <w:numPr>
+          <w:ilvl w:val="0"/>
+          <w:numId w:val="4"/>
+        </w:numPr>
+        <w:spacing w:before="120" w:after="0"/>
+        <w:contextualSpacing w:val="0"/>
+        <w:jc w:val="both"/>
+        <w:rPr>
+          <w:rFonts w:ascii="Corbel" w:hAnsi="Corbel"/>
+        </w:rPr>
+      </w:pPr>
+      <w:r>
+        <w:rPr>
+          <w:rFonts w:ascii="Corbel" w:hAnsi="Corbel"/>
+        </w:rPr>
+        <w:t>Rigorously manage</w:t>
+      </w:r>
+      <w:r>
+        <w:rPr>
+          <w:rFonts w:ascii="Corbel" w:hAnsi="Corbel"/>
+        </w:rPr>
+        <w:t>d</w:t>
+      </w:r>
+      <w:r>
+        <w:rPr>
+          <w:rFonts w:ascii="Corbel" w:hAnsi="Corbel"/>
+        </w:rPr>
+        <w:t xml:space="preserve"> scope to ensure commitments are achieved and time, cost and quality parameters </w:t>
+      </w:r>
+      <w:r>
+        <w:rPr>
+          <w:rFonts w:ascii="Corbel" w:hAnsi="Corbel"/>
+        </w:rPr>
+        <w:t>were</w:t>
+      </w:r>
+      <w:r>
+        <w:rPr>
+          <w:rFonts w:ascii="Corbel" w:hAnsi="Corbel"/>
+        </w:rPr>
+        <w:t xml:space="preserve"> met. </w:t>
+      </w:r>
+    </w:p>
+    <w:p>
+      <w:pPr>
+        <w:pStyle w:val="JobDescription"/>
+        <w:numPr>
+          <w:ilvl w:val="0"/>
+          <w:numId w:val="4"/>
+        </w:numPr>
+        <w:spacing w:before="120" w:after="0"/>
+        <w:contextualSpacing w:val="0"/>
+        <w:jc w:val="both"/>
+        <w:rPr>
+          <w:rFonts w:ascii="Corbel" w:hAnsi="Corbel"/>
+        </w:rPr>
+      </w:pPr>
+      <w:r>
+        <w:rPr>
+          <w:rFonts w:ascii="Corbel" w:hAnsi="Corbel"/>
+        </w:rPr>
+        <w:t>Perform</w:t>
+      </w:r>
+      <w:r>
+        <w:rPr>
+          <w:rFonts w:ascii="Corbel" w:hAnsi="Corbel"/>
+        </w:rPr>
+        <w:t>ed</w:t>
+      </w:r>
+      <w:r>
+        <w:rPr>
+          <w:rFonts w:ascii="Corbel" w:hAnsi="Corbel"/>
+        </w:rPr>
+        <w:t xml:space="preserve"> resource capacity analysis and resource plan management in partnership with department leadership.</w:t>
+      </w:r>
+    </w:p>
+    <w:p>
+      <w:pPr>
+        <w:pStyle w:val="JobDescription"/>
+        <w:numPr>
+          <w:ilvl w:val="0"/>
+          <w:numId w:val="4"/>
+        </w:numPr>
+        <w:spacing w:before="120" w:after="0"/>
+        <w:contextualSpacing w:val="0"/>
+        <w:jc w:val="both"/>
+        <w:rPr>
+          <w:rFonts w:ascii="Corbel" w:hAnsi="Corbel"/>
+        </w:rPr>
+      </w:pPr>
+      <w:r>
+        <w:rPr>
+          <w:rFonts w:ascii="Corbel" w:hAnsi="Corbel"/>
+        </w:rPr>
+        <w:lastRenderedPageBreak/>
+        <w:t>Validate</w:t>
+      </w:r>
+      <w:r>
+        <w:rPr>
+          <w:rFonts w:ascii="Corbel" w:hAnsi="Corbel"/>
+        </w:rPr>
+        <w:t>d</w:t>
+      </w:r>
+      <w:r>
+        <w:rPr>
+          <w:rFonts w:ascii="Corbel" w:hAnsi="Corbel"/>
+        </w:rPr>
+        <w:t xml:space="preserve"> financial forecasts and provide</w:t>
+      </w:r>
+      <w:r>
+        <w:rPr>
+          <w:rFonts w:ascii="Corbel" w:hAnsi="Corbel"/>
+        </w:rPr>
+        <w:t>d</w:t>
+      </w:r>
+      <w:r>
+        <w:rPr>
+          <w:rFonts w:ascii="Corbel" w:hAnsi="Corbel"/>
+        </w:rPr>
+        <w:t xml:space="preserve"> on-going reconciliation of resources and other related project expenditures.</w:t>
+      </w:r>
+    </w:p>
+    <w:p>
+      <w:pPr>
+        <w:pStyle w:val="JobDescription"/>
+        <w:numPr>
+          <w:ilvl w:val="0"/>
+          <w:numId w:val="4"/>
+        </w:numPr>
+        <w:spacing w:before="120" w:after="0"/>
+        <w:contextualSpacing w:val="0"/>
+        <w:jc w:val="both"/>
+        <w:rPr>
+          <w:rFonts w:ascii="Corbel" w:hAnsi="Corbel"/>
+        </w:rPr>
+      </w:pPr>
+      <w:r>
+        <w:rPr>
+          <w:rFonts w:ascii="Corbel" w:hAnsi="Corbel"/>
+        </w:rPr>
+        <w:t>Represent</w:t>
+      </w:r>
+      <w:r>
+        <w:rPr>
+          <w:rFonts w:ascii="Corbel" w:hAnsi="Corbel"/>
+        </w:rPr>
+        <w:t>ed</w:t>
+      </w:r>
+      <w:r>
+        <w:rPr>
+          <w:rFonts w:ascii="Corbel" w:hAnsi="Corbel"/>
+        </w:rPr>
+        <w:t xml:space="preserve"> </w:t>
+      </w:r>
+      <w:r>
+        <w:rPr>
+          <w:rFonts w:ascii="Corbel" w:hAnsi="Corbel"/>
+        </w:rPr>
+        <w:t xml:space="preserve">the </w:t>
+      </w:r>
+      <w:r>
+        <w:rPr>
+          <w:rFonts w:ascii="Corbel" w:hAnsi="Corbel"/>
+        </w:rPr>
+        <w:t>project in various project governance and inter-department forums.</w:t>
+      </w:r>
+    </w:p>
+    <w:p>
+      <w:pPr>
+        <w:pStyle w:val="JobDescription"/>
+        <w:numPr>
+          <w:ilvl w:val="0"/>
+          <w:numId w:val="4"/>
+        </w:numPr>
+        <w:spacing w:before="120" w:after="0"/>
+        <w:contextualSpacing w:val="0"/>
+        <w:jc w:val="both"/>
+        <w:rPr>
+          <w:rFonts w:ascii="Corbel" w:hAnsi="Corbel"/>
+        </w:rPr>
+      </w:pPr>
+      <w:r>
+        <w:rPr>
+          <w:rFonts w:ascii="Corbel" w:hAnsi="Corbel"/>
+        </w:rPr>
         <w:t>Facilitate</w:t>
       </w:r>
       <w:r>
@@ -3289,19 +3430,6 @@
           <w:rFonts w:ascii="Corbel" w:hAnsi="Corbel"/>
         </w:rPr>
       </w:pPr>
-    </w:p>
-    <w:p>
-      <w:pPr>
-        <w:pStyle w:val="CompanyBlock"/>
-        <w:tabs>
-          <w:tab w:val="clear" w:pos="10800"/>
-          <w:tab w:val="right" w:pos="11340"/>
-        </w:tabs>
-        <w:spacing w:before="240"/>
-        <w:rPr>
-          <w:rFonts w:ascii="Corbel" w:hAnsi="Corbel"/>
-        </w:rPr>
-      </w:pPr>
       <w:r>
         <w:rPr>
           <w:rFonts w:ascii="Corbel" w:hAnsi="Corbel"/>
@@ -4222,6 +4350,7 @@
         <w:rPr>
           <w:rFonts w:ascii="Corbel" w:hAnsi="Corbel"/>
         </w:rPr>
+        <w:lastRenderedPageBreak/>
         <w:t>F</w:t>
       </w:r>
       <w:r>
@@ -4749,15 +4878,6 @@
           <w:rFonts w:ascii="Corbel" w:hAnsi="Corbel"/>
         </w:rPr>
       </w:pPr>
-    </w:p>
-    <w:p>
-      <w:pPr>
-        <w:pStyle w:val="SectionHeading"/>
-        <w:spacing w:before="240" w:after="0"/>
-        <w:rPr>
-          <w:rFonts w:ascii="Corbel" w:hAnsi="Corbel"/>
-        </w:rPr>
-      </w:pPr>
       <w:r>
         <w:rPr>
           <w:rFonts w:ascii="Corbel" w:hAnsi="Corbel"/>
@@ -4884,15 +5004,6 @@
         </w:rPr>
         <w:t>Charlotte NC</w:t>
       </w:r>
-    </w:p>
-    <w:p>
-      <w:pPr>
-        <w:pStyle w:val="SectionHeading"/>
-        <w:spacing w:before="240" w:after="0"/>
-        <w:rPr>
-          <w:rFonts w:ascii="Corbel" w:hAnsi="Corbel"/>
-        </w:rPr>
-      </w:pPr>
     </w:p>
     <w:p>
       <w:pPr>
@@ -4929,6 +5040,39 @@
           <w:szCs w:val="20"/>
         </w:rPr>
       </w:pPr>
+      <w:r>
+        <w:rPr>
+          <w:rFonts w:ascii="Corbel" w:hAnsi="Corbel" w:cstheme="minorBidi"/>
+          <w:b w:val="0"/>
+          <w:bCs w:val="0"/>
+          <w:color w:val="auto"/>
+          <w:sz w:val="20"/>
+          <w:szCs w:val="20"/>
+        </w:rPr>
+        <w:t xml:space="preserve">Certified Google Digital Leader (2025) | </w:t>
+      </w:r>
+      <w:r>
+        <w:rPr>
+          <w:rFonts w:ascii="Corbel" w:hAnsi="Corbel" w:cstheme="minorBidi"/>
+          <w:b w:val="0"/>
+          <w:bCs w:val="0"/>
+          <w:color w:val="auto"/>
+          <w:sz w:val="20"/>
+          <w:szCs w:val="20"/>
+        </w:rPr>
+        <w:t>Google AI Professional Certificate</w:t>
+      </w:r>
+      <w:r>
+        <w:rPr>
+          <w:rFonts w:ascii="Corbel" w:hAnsi="Corbel" w:cstheme="minorBidi"/>
+          <w:b w:val="0"/>
+          <w:bCs w:val="0"/>
+          <w:color w:val="auto"/>
+          <w:sz w:val="20"/>
+          <w:szCs w:val="20"/>
+        </w:rPr>
+        <w:t xml:space="preserve"> (2025) | </w:t>
+      </w:r>
       <w:r>
         <w:rPr>
           <w:rFonts w:ascii="Corbel" w:hAnsi="Corbel" w:cstheme="minorBidi"/>
@@ -7542,7 +7686,6 @@
   <w:style w:type="character" w:default="1" w:styleId="DefaultParagraphFont">
     <w:name w:val="Default Paragraph Font"/>
     <w:uiPriority w:val="1"/>
-    <w:semiHidden/>
     <w:unhideWhenUsed/>
   </w:style>
   <w:style w:type="table" w:default="1" w:styleId="TableNormal">
